--- a/Projects Posting.docx
+++ b/Projects Posting.docx
@@ -444,30 +444,150 @@
         <w:rPr>
           <w:rFonts w:ascii="Roboto" w:hAnsi="Roboto"/>
         </w:rPr>
-        <w:t xml:space="preserve">Tools: </w:t>
-      </w:r>
-    </w:p>
-    <w:p>
-      <w:pPr>
-        <w:pStyle w:val="ListParagraph"/>
-        <w:rPr>
-          <w:rFonts w:ascii="Roboto" w:hAnsi="Roboto"/>
-        </w:rPr>
-      </w:pPr>
-    </w:p>
-    <w:p>
-      <w:pPr>
-        <w:pStyle w:val="ListParagraph"/>
-        <w:rPr>
-          <w:rFonts w:ascii="Roboto" w:hAnsi="Roboto"/>
-        </w:rPr>
-      </w:pPr>
-      <w:r>
-        <w:rPr>
-          <w:rFonts w:ascii="Roboto" w:hAnsi="Roboto"/>
-        </w:rPr>
+        <w:t>Tools:</w:t>
+      </w:r>
+      <w:r>
+        <w:rPr>
+          <w:rFonts w:ascii="Roboto" w:hAnsi="Roboto"/>
+        </w:rPr>
+        <w:t xml:space="preserve"> </w:t>
+      </w:r>
+      <w:r>
+        <w:rPr>
+          <w:rFonts w:ascii="Roboto" w:hAnsi="Roboto"/>
+        </w:rPr>
+        <w:t xml:space="preserve">PostgreSQL, React, Tailwind CSS, Express.js, Node.js, Multer, </w:t>
+      </w:r>
+      <w:proofErr w:type="spellStart"/>
+      <w:r>
+        <w:rPr>
+          <w:rFonts w:ascii="Roboto" w:hAnsi="Roboto"/>
+        </w:rPr>
+        <w:t>Sequelize</w:t>
+      </w:r>
+      <w:proofErr w:type="spellEnd"/>
+      <w:r>
+        <w:rPr>
+          <w:rFonts w:ascii="Roboto" w:hAnsi="Roboto"/>
+        </w:rPr>
+        <w:t>, Redux Toolkit, Cloudinary, JSON Web Tokens</w:t>
+      </w:r>
+    </w:p>
+    <w:p>
+      <w:pPr>
+        <w:pStyle w:val="ListParagraph"/>
+        <w:rPr>
+          <w:rFonts w:ascii="Roboto" w:hAnsi="Roboto"/>
+        </w:rPr>
+      </w:pPr>
+    </w:p>
+    <w:p>
+      <w:pPr>
+        <w:pStyle w:val="ListParagraph"/>
+        <w:rPr>
+          <w:rFonts w:ascii="Roboto" w:hAnsi="Roboto"/>
+        </w:rPr>
+      </w:pPr>
+      <w:r>
+        <w:rPr>
+          <w:rFonts w:ascii="Roboto" w:hAnsi="Roboto"/>
+        </w:rPr>
+        <w:lastRenderedPageBreak/>
         <w:t xml:space="preserve">Characteristics: </w:t>
       </w:r>
+    </w:p>
+    <w:p>
+      <w:pPr>
+        <w:pStyle w:val="ListParagraph"/>
+        <w:numPr>
+          <w:ilvl w:val="0"/>
+          <w:numId w:val="5"/>
+        </w:numPr>
+        <w:rPr>
+          <w:rFonts w:ascii="Roboto" w:hAnsi="Roboto"/>
+        </w:rPr>
+      </w:pPr>
+      <w:r>
+        <w:rPr>
+          <w:rFonts w:ascii="Roboto" w:hAnsi="Roboto"/>
+          <w:b/>
+          <w:bCs/>
+        </w:rPr>
+        <w:t>Category</w:t>
+      </w:r>
+      <w:r>
+        <w:rPr>
+          <w:rFonts w:ascii="Roboto" w:hAnsi="Roboto"/>
+        </w:rPr>
+        <w:t>: Content Management System / Corporate Blog Web Application</w:t>
+      </w:r>
+    </w:p>
+    <w:p>
+      <w:pPr>
+        <w:pStyle w:val="ListParagraph"/>
+        <w:numPr>
+          <w:ilvl w:val="0"/>
+          <w:numId w:val="5"/>
+        </w:numPr>
+        <w:rPr>
+          <w:rFonts w:ascii="Roboto" w:hAnsi="Roboto"/>
+        </w:rPr>
+      </w:pPr>
+      <w:r>
+        <w:rPr>
+          <w:rFonts w:ascii="Roboto" w:hAnsi="Roboto"/>
+          <w:b/>
+          <w:bCs/>
+        </w:rPr>
+        <w:t>Workflow</w:t>
+      </w:r>
+      <w:r>
+        <w:rPr>
+          <w:rFonts w:ascii="Roboto" w:hAnsi="Roboto"/>
+        </w:rPr>
+        <w:t>: The CEO uses a custom-made CMS dashboard backed by Node.js, Express, and PostgreSQL to create, view, update, and delete rich-media updates including text entries, uploaded images, videos, and documents like PDF memos, while the public-facing site dynamically renders these feeds, investor updates, and operational logs.</w:t>
+      </w:r>
+    </w:p>
+    <w:p>
+      <w:pPr>
+        <w:pStyle w:val="ListParagraph"/>
+        <w:numPr>
+          <w:ilvl w:val="0"/>
+          <w:numId w:val="5"/>
+        </w:numPr>
+        <w:rPr>
+          <w:rFonts w:ascii="Roboto" w:hAnsi="Roboto"/>
+        </w:rPr>
+      </w:pPr>
+      <w:r>
+        <w:rPr>
+          <w:rFonts w:ascii="Roboto" w:hAnsi="Roboto"/>
+          <w:b/>
+          <w:bCs/>
+        </w:rPr>
+        <w:t>Scenario</w:t>
+      </w:r>
+      <w:r>
+        <w:rPr>
+          <w:rFonts w:ascii="Roboto" w:hAnsi="Roboto"/>
+        </w:rPr>
+        <w:t>: A growing hardware startup needs to maintain transparent communication with investors, regulators, and the public by publishing real-time development logs and internal memos without relying on third-party publishing platforms.</w:t>
+      </w:r>
+    </w:p>
+    <w:p>
+      <w:pPr>
+        <w:pStyle w:val="ListParagraph"/>
+        <w:rPr>
+          <w:rFonts w:ascii="Roboto" w:hAnsi="Roboto"/>
+        </w:rPr>
+      </w:pPr>
+    </w:p>
+    <w:p>
+      <w:pPr>
+        <w:rPr>
+          <w:rFonts w:ascii="Roboto" w:hAnsi="Roboto"/>
+        </w:rPr>
+      </w:pPr>
     </w:p>
     <w:p>
       <w:pPr>
@@ -484,7 +604,6 @@
         <w:rPr>
           <w:rFonts w:ascii="Roboto" w:hAnsi="Roboto"/>
         </w:rPr>
-        <w:lastRenderedPageBreak/>
         <w:t>Flux</w:t>
       </w:r>
     </w:p>
@@ -771,6 +890,119 @@
     </w:lvl>
   </w:abstractNum>
   <w:abstractNum w:abstractNumId="2" w15:restartNumberingAfterBreak="0">
+    <w:nsid w:val="21557BB0"/>
+    <w:multiLevelType w:val="hybridMultilevel"/>
+    <w:tmpl w:val="A7D2C4E0"/>
+    <w:lvl w:ilvl="0" w:tplc="9A1A3F84">
+      <w:start w:val="1"/>
+      <w:numFmt w:val="bullet"/>
+      <w:lvlText w:val=""/>
+      <w:lvlJc w:val="left"/>
+      <w:pPr>
+        <w:ind w:left="1440" w:hanging="360"/>
+      </w:pPr>
+      <w:rPr>
+        <w:rFonts w:ascii="Symbol" w:hAnsi="Symbol" w:hint="default"/>
+      </w:rPr>
+    </w:lvl>
+    <w:lvl w:ilvl="1" w:tplc="04090003" w:tentative="1">
+      <w:start w:val="1"/>
+      <w:numFmt w:val="bullet"/>
+      <w:lvlText w:val="o"/>
+      <w:lvlJc w:val="left"/>
+      <w:pPr>
+        <w:ind w:left="2160" w:hanging="360"/>
+      </w:pPr>
+      <w:rPr>
+        <w:rFonts w:ascii="Courier New" w:hAnsi="Courier New" w:cs="Courier New" w:hint="default"/>
+      </w:rPr>
+    </w:lvl>
+    <w:lvl w:ilvl="2" w:tplc="04090005" w:tentative="1">
+      <w:start w:val="1"/>
+      <w:numFmt w:val="bullet"/>
+      <w:lvlText w:val=""/>
+      <w:lvlJc w:val="left"/>
+      <w:pPr>
+        <w:ind w:left="2880" w:hanging="360"/>
+      </w:pPr>
+      <w:rPr>
+        <w:rFonts w:ascii="Wingdings" w:hAnsi="Wingdings" w:hint="default"/>
+      </w:rPr>
+    </w:lvl>
+    <w:lvl w:ilvl="3" w:tplc="04090001" w:tentative="1">
+      <w:start w:val="1"/>
+      <w:numFmt w:val="bullet"/>
+      <w:lvlText w:val=""/>
+      <w:lvlJc w:val="left"/>
+      <w:pPr>
+        <w:ind w:left="3600" w:hanging="360"/>
+      </w:pPr>
+      <w:rPr>
+        <w:rFonts w:ascii="Symbol" w:hAnsi="Symbol" w:hint="default"/>
+      </w:rPr>
+    </w:lvl>
+    <w:lvl w:ilvl="4" w:tplc="04090003" w:tentative="1">
+      <w:start w:val="1"/>
+      <w:numFmt w:val="bullet"/>
+      <w:lvlText w:val="o"/>
+      <w:lvlJc w:val="left"/>
+      <w:pPr>
+        <w:ind w:left="4320" w:hanging="360"/>
+      </w:pPr>
+      <w:rPr>
+        <w:rFonts w:ascii="Courier New" w:hAnsi="Courier New" w:cs="Courier New" w:hint="default"/>
+      </w:rPr>
+    </w:lvl>
+    <w:lvl w:ilvl="5" w:tplc="04090005" w:tentative="1">
+      <w:start w:val="1"/>
+      <w:numFmt w:val="bullet"/>
+      <w:lvlText w:val=""/>
+      <w:lvlJc w:val="left"/>
+      <w:pPr>
+        <w:ind w:left="5040" w:hanging="360"/>
+      </w:pPr>
+      <w:rPr>
+        <w:rFonts w:ascii="Wingdings" w:hAnsi="Wingdings" w:hint="default"/>
+      </w:rPr>
+    </w:lvl>
+    <w:lvl w:ilvl="6" w:tplc="04090001" w:tentative="1">
+      <w:start w:val="1"/>
+      <w:numFmt w:val="bullet"/>
+      <w:lvlText w:val=""/>
+      <w:lvlJc w:val="left"/>
+      <w:pPr>
+        <w:ind w:left="5760" w:hanging="360"/>
+      </w:pPr>
+      <w:rPr>
+        <w:rFonts w:ascii="Symbol" w:hAnsi="Symbol" w:hint="default"/>
+      </w:rPr>
+    </w:lvl>
+    <w:lvl w:ilvl="7" w:tplc="04090003" w:tentative="1">
+      <w:start w:val="1"/>
+      <w:numFmt w:val="bullet"/>
+      <w:lvlText w:val="o"/>
+      <w:lvlJc w:val="left"/>
+      <w:pPr>
+        <w:ind w:left="6480" w:hanging="360"/>
+      </w:pPr>
+      <w:rPr>
+        <w:rFonts w:ascii="Courier New" w:hAnsi="Courier New" w:cs="Courier New" w:hint="default"/>
+      </w:rPr>
+    </w:lvl>
+    <w:lvl w:ilvl="8" w:tplc="04090005" w:tentative="1">
+      <w:start w:val="1"/>
+      <w:numFmt w:val="bullet"/>
+      <w:lvlText w:val=""/>
+      <w:lvlJc w:val="left"/>
+      <w:pPr>
+        <w:ind w:left="7200" w:hanging="360"/>
+      </w:pPr>
+      <w:rPr>
+        <w:rFonts w:ascii="Wingdings" w:hAnsi="Wingdings" w:hint="default"/>
+      </w:rPr>
+    </w:lvl>
+  </w:abstractNum>
+  <w:abstractNum w:abstractNumId="3" w15:restartNumberingAfterBreak="0">
     <w:nsid w:val="58417727"/>
     <w:multiLevelType w:val="hybridMultilevel"/>
     <w:tmpl w:val="DE9E0C1C"/>
@@ -883,7 +1115,7 @@
       </w:rPr>
     </w:lvl>
   </w:abstractNum>
-  <w:abstractNum w:abstractNumId="3" w15:restartNumberingAfterBreak="0">
+  <w:abstractNum w:abstractNumId="4" w15:restartNumberingAfterBreak="0">
     <w:nsid w:val="717B4A01"/>
     <w:multiLevelType w:val="hybridMultilevel"/>
     <w:tmpl w:val="EB1E98DC"/>
@@ -973,16 +1205,19 @@
     </w:lvl>
   </w:abstractNum>
   <w:num w:numId="1" w16cid:durableId="2029526447">
-    <w:abstractNumId w:val="3"/>
+    <w:abstractNumId w:val="4"/>
   </w:num>
   <w:num w:numId="2" w16cid:durableId="1158955613">
     <w:abstractNumId w:val="1"/>
   </w:num>
   <w:num w:numId="3" w16cid:durableId="442574585">
-    <w:abstractNumId w:val="2"/>
+    <w:abstractNumId w:val="3"/>
   </w:num>
   <w:num w:numId="4" w16cid:durableId="694231435">
     <w:abstractNumId w:val="0"/>
+  </w:num>
+  <w:num w:numId="5" w16cid:durableId="979574232">
+    <w:abstractNumId w:val="2"/>
   </w:num>
 </w:numbering>
 </file>
